--- a/Volume 1/Chapter 02 - Language Fundamentals/SPA_Vol1_Ch2_Lesson2_2a_EXTENDED_Functions.docx
+++ b/Volume 1/Chapter 02 - Language Fundamentals/SPA_Vol1_Ch2_Lesson2_2a_EXTENDED_Functions.docx
@@ -645,7 +645,6 @@
     <w:p>
       <w:pPr>
         <w:pStyle w:val="CommandBlock"/>
-        <w:keepNext/>
       </w:pPr>
       <w:r>
         <w:t xml:space="preserve">    Out-Null</w:t>
@@ -653,42 +652,136 @@
     </w:p>
     <w:p>
       <w:pPr>
+        <w:keepNext/>
+      </w:pPr>
+    </w:p>
+    <w:p>
+      <w:pPr>
+        <w:keepNext/>
+      </w:pPr>
+      <w:r>
+        <w:t>Next, let the tools create the Rust and Solidity projects. Remember, cargo init makes the .\rust folder a Rust project with Cargo.toml and a starter src\main.rs, which Remove-Item deletes because this lesson's programs are in src\bin. Remember, forge init --empty makes a Foundry project with no example files, in a folder that must not already hold files.</w:t>
+      </w:r>
+    </w:p>
+    <w:p>
+      <w:pPr>
+        <w:keepNext/>
+      </w:pPr>
+    </w:p>
+    <w:p>
+      <w:pPr>
         <w:pStyle w:val="CommandBlock"/>
         <w:keepNext/>
       </w:pPr>
       <w:r>
-        <w:t>New-Item -ItemType Directory -Force `</w:t>
+        <w:t>cargo init .\rust --name functions --vcs none</w:t>
       </w:r>
     </w:p>
     <w:p>
       <w:pPr>
         <w:pStyle w:val="CommandBlock"/>
-      </w:pPr>
-      <w:r>
-        <w:t xml:space="preserve">    "$HOME\spa\lesson-2.2-extended\solidity\script" | Out-Null</w:t>
-      </w:r>
-    </w:p>
-    <w:p>
-      <w:pPr>
-        <w:keepNext/>
-      </w:pPr>
-    </w:p>
-    <w:p>
-      <w:pPr>
-        <w:keepNext/>
-      </w:pPr>
-      <w:r>
-        <w:t>Save each file from this lesson into the matching path in the project layout. As in Chapter 1, notepad .\rust\Cargo.toml creates and opens one: choose Yes, type the file, save it with Ctrl+S, and close Notepad. Then install forge-std, Foundry's standard library, into the Solidity project. Linux Assembly runs in WSL or on a Linux computer.</w:t>
-      </w:r>
-    </w:p>
-    <w:p>
-      <w:pPr>
-        <w:keepNext/>
-      </w:pPr>
+        <w:keepNext/>
+      </w:pPr>
+      <w:r>
+        <w:t>Remove-Item .\rust\src\main.rs</w:t>
+      </w:r>
     </w:p>
     <w:p>
       <w:pPr>
         <w:pStyle w:val="CommandBlock"/>
+      </w:pPr>
+      <w:r>
+        <w:t>forge init .\solidity --empty --no-git --offline</w:t>
+      </w:r>
+    </w:p>
+    <w:p>
+      <w:pPr>
+        <w:keepNext/>
+      </w:pPr>
+    </w:p>
+    <w:p>
+      <w:r>
+        <w:t>Then replace the foundry.toml that forge init wrote with this lesson's settings. notepad .\solidity\foundry.toml opens it: select everything with Ctrl+A, type the file below in its place, save it with Ctrl+S, and close Notepad.</w:t>
+      </w:r>
+    </w:p>
+    <w:p>
+      <w:pPr>
+        <w:keepNext/>
+      </w:pPr>
+    </w:p>
+    <w:p>
+      <w:pPr>
+        <w:pStyle w:val="Heading3"/>
+      </w:pPr>
+      <w:r>
+        <w:t>solidity/foundry.toml</w:t>
+      </w:r>
+    </w:p>
+    <w:p>
+      <w:pPr>
+        <w:pStyle w:val="SourceCode"/>
+        <w:keepNext/>
+      </w:pPr>
+      <w:r>
+        <w:t>[profile.default]</w:t>
+      </w:r>
+    </w:p>
+    <w:p>
+      <w:pPr>
+        <w:pStyle w:val="SourceCode"/>
+        <w:keepNext/>
+      </w:pPr>
+      <w:r>
+        <w:t># The scripts in script/ are the only Solidity sources in this project.</w:t>
+      </w:r>
+    </w:p>
+    <w:p>
+      <w:pPr>
+        <w:pStyle w:val="SourceCode"/>
+        <w:keepNext/>
+      </w:pPr>
+      <w:r>
+        <w:t>src = "script"</w:t>
+      </w:r>
+    </w:p>
+    <w:p>
+      <w:pPr>
+        <w:pStyle w:val="SourceCode"/>
+        <w:keepNext/>
+      </w:pPr>
+      <w:r>
+        <w:t># forge install puts forge-std in lib/.</w:t>
+      </w:r>
+    </w:p>
+    <w:p>
+      <w:pPr>
+        <w:pStyle w:val="SourceCode"/>
+      </w:pPr>
+      <w:r>
+        <w:t>libs = ["lib"]</w:t>
+      </w:r>
+    </w:p>
+    <w:p>
+      <w:pPr>
+        <w:keepNext/>
+      </w:pPr>
+    </w:p>
+    <w:p>
+      <w:pPr>
+        <w:keepNext/>
+      </w:pPr>
+      <w:r>
+        <w:t>Then install forge-std, Foundry's standard library, into the Solidity project.</w:t>
+      </w:r>
+    </w:p>
+    <w:p>
+      <w:pPr>
+        <w:keepNext/>
+      </w:pPr>
+    </w:p>
+    <w:p>
+      <w:pPr>
+        <w:pStyle w:val="CommandBlock"/>
         <w:keepNext/>
       </w:pPr>
       <w:r>
@@ -718,6 +811,16 @@
       </w:pPr>
     </w:p>
     <w:p>
+      <w:r>
+        <w:t>You save each source file in its language's section below, as each is shown. As in Chapter 1, notepad .\rust\src\bin\basic_functions.rs creates and opens one: choose Yes, type the file, save it with Ctrl+S, and close Notepad. Linux Assembly runs in WSL or on a Linux computer.</w:t>
+      </w:r>
+    </w:p>
+    <w:p>
+      <w:pPr>
+        <w:keepNext/>
+      </w:pPr>
+    </w:p>
+    <w:p>
       <w:pPr>
         <w:keepNext/>
       </w:pPr>
@@ -758,7 +861,7 @@
         <w:keepNext/>
       </w:pPr>
       <w:r>
-        <w:t>mkdir -p "$HOME/spa/lesson-2.2-extended/"{rust/src/bin,solidity/script}</w:t>
+        <w:t>mkdir -p "$HOME/spa/lesson-2.2-extended/rust/src/bin"</w:t>
       </w:r>
     </w:p>
     <w:p>
@@ -779,7 +882,7 @@
         <w:keepNext/>
       </w:pPr>
       <w:r>
-        <w:t>Save each file from this lesson into the matching path in the project layout. As in Chapter 1, nano ./rust/Cargo.toml creates and opens one: type the file, then save and close it with Ctrl+O, Enter, then Ctrl+X. Then install forge-std.</w:t>
+        <w:t>Then create the Rust and Solidity projects with the same commands as on Windows; rm deletes the starter main.rs.</w:t>
       </w:r>
     </w:p>
     <w:p>
@@ -790,6 +893,50 @@
     <w:p>
       <w:pPr>
         <w:pStyle w:val="CommandBlock"/>
+        <w:keepNext/>
+      </w:pPr>
+      <w:r>
+        <w:t>cargo init ./rust --name functions --vcs none</w:t>
+      </w:r>
+    </w:p>
+    <w:p>
+      <w:pPr>
+        <w:pStyle w:val="CommandBlock"/>
+        <w:keepNext/>
+      </w:pPr>
+      <w:r>
+        <w:t>rm ./rust/src/main.rs</w:t>
+      </w:r>
+    </w:p>
+    <w:p>
+      <w:pPr>
+        <w:pStyle w:val="CommandBlock"/>
+      </w:pPr>
+      <w:r>
+        <w:t>forge init ./solidity --empty --no-git --offline</w:t>
+      </w:r>
+    </w:p>
+    <w:p>
+      <w:pPr>
+        <w:keepNext/>
+      </w:pPr>
+    </w:p>
+    <w:p>
+      <w:pPr>
+        <w:keepNext/>
+      </w:pPr>
+      <w:r>
+        <w:t>Replace solidity/foundry.toml with the file shown in the Windows setup; nano ./solidity/foundry.toml opens it. Then install forge-std.</w:t>
+      </w:r>
+    </w:p>
+    <w:p>
+      <w:pPr>
+        <w:keepNext/>
+      </w:pPr>
+    </w:p>
+    <w:p>
+      <w:pPr>
+        <w:pStyle w:val="CommandBlock"/>
       </w:pPr>
       <w:r>
         <w:t>(cd ./solidity &amp;&amp; forge install foundry-rs/forge-std@v1.16.2 --no-git)</w:t>
@@ -801,6 +948,16 @@
       </w:pPr>
     </w:p>
     <w:p>
+      <w:r>
+        <w:t>You save each source file in its language's section below, as each is shown. As in Chapter 1, nano ./rust/src/bin/basic_functions.rs creates and opens one: type the file, then save and close it with Ctrl+O, Enter, then Ctrl+X.</w:t>
+      </w:r>
+    </w:p>
+    <w:p>
+      <w:pPr>
+        <w:keepNext/>
+      </w:pPr>
+    </w:p>
+    <w:p>
       <w:pPr>
         <w:keepNext/>
       </w:pPr>
@@ -12945,6 +13102,11 @@
       </w:r>
     </w:p>
     <w:p>
+      <w:r>
+        <w:t>This is the Cargo.toml that cargo init wrote, shown here so you can check yours. The [package] lines match; yours also ends with an empty [dependencies] heading, and the lines that start with # are notes for you, not something cargo writes.</w:t>
+      </w:r>
+    </w:p>
+    <w:p>
       <w:pPr>
         <w:keepNext/>
       </w:pPr>
@@ -13019,68 +13181,6 @@
       </w:pPr>
       <w:r>
         <w:t># basic_functions and functions.</w:t>
-      </w:r>
-    </w:p>
-    <w:p>
-      <w:pPr>
-        <w:keepNext/>
-      </w:pPr>
-    </w:p>
-    <w:p>
-      <w:pPr>
-        <w:keepNext/>
-      </w:pPr>
-    </w:p>
-    <w:p>
-      <w:pPr>
-        <w:pStyle w:val="Heading2"/>
-      </w:pPr>
-      <w:r>
-        <w:t>solidity/foundry.toml</w:t>
-      </w:r>
-    </w:p>
-    <w:p>
-      <w:pPr>
-        <w:pStyle w:val="SourceCode"/>
-        <w:keepNext/>
-      </w:pPr>
-      <w:r>
-        <w:t>[profile.default]</w:t>
-      </w:r>
-    </w:p>
-    <w:p>
-      <w:pPr>
-        <w:pStyle w:val="SourceCode"/>
-        <w:keepNext/>
-      </w:pPr>
-      <w:r>
-        <w:t># The scripts in script/ are the only Solidity sources in this project.</w:t>
-      </w:r>
-    </w:p>
-    <w:p>
-      <w:pPr>
-        <w:pStyle w:val="SourceCode"/>
-        <w:keepNext/>
-      </w:pPr>
-      <w:r>
-        <w:t>src = "script"</w:t>
-      </w:r>
-    </w:p>
-    <w:p>
-      <w:pPr>
-        <w:pStyle w:val="SourceCode"/>
-        <w:keepNext/>
-      </w:pPr>
-      <w:r>
-        <w:t># forge install puts forge-std in lib/.</w:t>
-      </w:r>
-    </w:p>
-    <w:p>
-      <w:pPr>
-        <w:pStyle w:val="SourceCode"/>
-      </w:pPr>
-      <w:r>
-        <w:t>libs = ["lib"]</w:t>
       </w:r>
     </w:p>
     <w:p>
@@ -14352,31 +14452,31 @@
       </w:rPr>
     </w:lvl>
   </w:abstractNum>
-  <w:num w:numId="1" w16cid:durableId="202450924">
+  <w:num w:numId="1" w16cid:durableId="2078746220">
     <w:abstractNumId w:val="8"/>
   </w:num>
-  <w:num w:numId="2" w16cid:durableId="11566491">
+  <w:num w:numId="2" w16cid:durableId="1932927532">
     <w:abstractNumId w:val="6"/>
   </w:num>
-  <w:num w:numId="3" w16cid:durableId="224605515">
+  <w:num w:numId="3" w16cid:durableId="678846559">
     <w:abstractNumId w:val="5"/>
   </w:num>
-  <w:num w:numId="4" w16cid:durableId="610016927">
+  <w:num w:numId="4" w16cid:durableId="1528566427">
     <w:abstractNumId w:val="4"/>
   </w:num>
-  <w:num w:numId="5" w16cid:durableId="414398138">
+  <w:num w:numId="5" w16cid:durableId="963196671">
     <w:abstractNumId w:val="7"/>
   </w:num>
-  <w:num w:numId="6" w16cid:durableId="2142723844">
+  <w:num w:numId="6" w16cid:durableId="1424951790">
     <w:abstractNumId w:val="3"/>
   </w:num>
-  <w:num w:numId="7" w16cid:durableId="1848976222">
+  <w:num w:numId="7" w16cid:durableId="1455372112">
     <w:abstractNumId w:val="2"/>
   </w:num>
-  <w:num w:numId="8" w16cid:durableId="1339190069">
+  <w:num w:numId="8" w16cid:durableId="1218859129">
     <w:abstractNumId w:val="1"/>
   </w:num>
-  <w:num w:numId="9" w16cid:durableId="749742199">
+  <w:num w:numId="9" w16cid:durableId="1603411934">
     <w:abstractNumId w:val="0"/>
   </w:num>
 </w:numbering>

--- a/Volume 1/Chapter 02 - Language Fundamentals/SPA_Vol1_Ch2_Lesson2_2a_EXTENDED_Functions.docx
+++ b/Volume 1/Chapter 02 - Language Fundamentals/SPA_Vol1_Ch2_Lesson2_2a_EXTENDED_Functions.docx
@@ -13718,10 +13718,7 @@
     </w:p>
     <w:p>
       <w:r>
-        <w:t xml:space="preserve">First, reuse the functions. After the production summary, set the environment to canary and the replica count to 1, then call the same three functions again. Pass the environment to build_service_label as its second argument. Do not write a new function. In Assembly, add canary_text db "canary", 0 to the read-only section; in Rust, add mut to let environment, because main now changes it; in Erlang, bind CanaryEnvironment and CanaryReplicaCount. The output must match the Required Challenge Output below, and </w:t>
-      </w:r>
-      <w:r>
-        <w:t>with the Exercise as well it must match the Required Combined Output after it.</w:t>
+        <w:t>First, reuse the functions. After the production summary, set the environment to canary and the replica count to 1, then call the same three functions again. Pass the environment to build_service_label as its second argument. Do not write a new function. In Assembly, add canary_text db "canary", 0 to the read-only section; in Rust, add mut to let environment, because main now changes it; in Erlang, bind CanaryEnvironment and CanaryReplicaCount. The output must match the Required Challenge Output below, and with the Exercise as well it must match the Required Combined Output after it.</w:t>
       </w:r>
     </w:p>
     <w:p>
@@ -14263,10 +14260,7 @@
     </w:p>
     <w:p>
       <w:r>
-        <w:t>Every language gives a group of instructions a name, passes values in, and hands a result back. Assembly shows the mechanism underneath: arguments in registers, a call and a ret, and the result in rax. Rust, Erlang, and Solidity wrap that mechanism in parameter lists and return types, and their compilers stop a program that uses a function's local variable from outside. None of the four has default values: a second function, or the caller, supplies the usual value. Lesson 2.3a continues with user input in t</w:t>
-      </w:r>
-      <w:r>
-        <w:t>hese four languages.</w:t>
+        <w:t>Every language gives a group of instructions a name, passes values in, and hands a result back. Assembly shows the mechanism underneath: arguments in registers, a call and a ret, and the result in rax. Rust, Erlang, and Solidity wrap that mechanism in parameter lists and return types, and their compilers stop a program that uses a function's local variable from outside. None of the four has default values: a second function, or the caller, supplies the usual value. Lesson 2.3a continues with user input in these four languages.</w:t>
       </w:r>
     </w:p>
     <w:sectPr>
